--- a/dados/modelo_parecer_indeferido_pm.docx
+++ b/dados/modelo_parecer_indeferido_pm.docx
@@ -67,8 +67,15 @@
             <w:r>
               <w:rPr>
                 <w:rFonts w:ascii="Times New Roman" w:hAnsi="Times New Roman" w:cs="Times New Roman"/>
+                <w:b/>
               </w:rPr>
-              <w:t xml:space="preserve"> {{NUM_PARECER}}.</w:t>
+              <w:t xml:space="preserve"> </w:t>
+            </w:r>
+            <w:r>
+              <w:rPr>
+                <w:rFonts w:ascii="Times New Roman" w:hAnsi="Times New Roman" w:cs="Times New Roman"/>
+              </w:rPr>
+              <w:t>{{NUM_PARECER}}.</w:t>
             </w:r>
             <w:r>
               <w:rPr>
@@ -101,6 +108,11 @@
                 <w:rFonts w:ascii="Times New Roman" w:hAnsi="Times New Roman" w:cs="Times New Roman"/>
               </w:rPr>
               <w:tab/>
+            </w:r>
+            <w:r>
+              <w:rPr>
+                <w:rFonts w:ascii="Times New Roman" w:hAnsi="Times New Roman" w:cs="Times New Roman"/>
+              </w:rPr>
               <w:t>{{DATA}}.</w:t>
             </w:r>
           </w:p>
@@ -135,7 +147,13 @@
               <w:rPr>
                 <w:rFonts w:ascii="Times New Roman" w:hAnsi="Times New Roman" w:cs="Times New Roman"/>
               </w:rPr>
-              <w:t xml:space="preserve"> {{PROCESSO}}.</w:t>
+              <w:t xml:space="preserve"> {{PROCESSO}}</w:t>
+            </w:r>
+            <w:r>
+              <w:rPr>
+                <w:rFonts w:ascii="Times New Roman" w:hAnsi="Times New Roman" w:cs="Times New Roman"/>
+              </w:rPr>
+              <w:t>.</w:t>
             </w:r>
           </w:p>
         </w:tc>
@@ -171,7 +189,13 @@
               <w:rPr>
                 <w:rFonts w:ascii="Times New Roman" w:hAnsi="Times New Roman" w:cs="Times New Roman"/>
               </w:rPr>
-              <w:t xml:space="preserve">{{ASSUNTO}}. </w:t>
+              <w:t>{{ASSUNTO}}</w:t>
+            </w:r>
+            <w:r>
+              <w:rPr>
+                <w:rFonts w:ascii="Times New Roman" w:hAnsi="Times New Roman" w:cs="Times New Roman"/>
+              </w:rPr>
+              <w:t xml:space="preserve">. </w:t>
             </w:r>
           </w:p>
         </w:tc>
@@ -200,7 +224,13 @@
               <w:rPr>
                 <w:rFonts w:ascii="Times New Roman" w:hAnsi="Times New Roman" w:cs="Times New Roman"/>
               </w:rPr>
-              <w:t xml:space="preserve"> {{SOLICITANTE}}. </w:t>
+              <w:t xml:space="preserve"> {{SOLICITANTE}}</w:t>
+            </w:r>
+            <w:r>
+              <w:rPr>
+                <w:rFonts w:ascii="Times New Roman" w:hAnsi="Times New Roman" w:cs="Times New Roman"/>
+              </w:rPr>
+              <w:t xml:space="preserve">. </w:t>
             </w:r>
           </w:p>
         </w:tc>
@@ -241,8 +271,6 @@
           <w:lang w:eastAsia="ar-SA"/>
         </w:rPr>
       </w:pPr>
-      <w:bookmarkStart w:id="0" w:name="_GoBack"/>
-      <w:bookmarkEnd w:id="0"/>
       <w:r>
         <w:rPr>
           <w:rFonts w:ascii="Times New Roman" w:eastAsia="Times New Roman" w:hAnsi="Times New Roman" w:cs="Times New Roman"/>
@@ -472,7 +500,23 @@
           <w:b/>
           <w:sz w:val="24"/>
         </w:rPr>
-        <w:t xml:space="preserve">       </w:t>
+        <w:t xml:space="preserve">    </w:t>
+      </w:r>
+      <w:r>
+        <w:rPr>
+          <w:rFonts w:ascii="Times New Roman" w:hAnsi="Times New Roman" w:cs="Times New Roman"/>
+          <w:b/>
+          <w:sz w:val="24"/>
+        </w:rPr>
+        <w:t xml:space="preserve">   </w:t>
+      </w:r>
+      <w:r>
+        <w:rPr>
+          <w:rFonts w:ascii="Times New Roman" w:hAnsi="Times New Roman" w:cs="Times New Roman"/>
+          <w:b/>
+          <w:sz w:val="24"/>
+        </w:rPr>
+        <w:t xml:space="preserve">   </w:t>
       </w:r>
       <w:proofErr w:type="spellStart"/>
       <w:r>
@@ -536,6 +580,14 @@
           <w:rFonts w:ascii="Times New Roman" w:hAnsi="Times New Roman" w:cs="Times New Roman"/>
         </w:rPr>
       </w:pPr>
+      <w:r>
+        <w:rPr>
+          <w:rFonts w:ascii="Times New Roman" w:hAnsi="Times New Roman" w:cs="Times New Roman"/>
+        </w:rPr>
+        <w:t xml:space="preserve">   </w:t>
+      </w:r>
+      <w:bookmarkStart w:id="0" w:name="_GoBack"/>
+      <w:bookmarkEnd w:id="0"/>
       <w:r>
         <w:rPr>
           <w:rFonts w:ascii="Times New Roman" w:hAnsi="Times New Roman" w:cs="Times New Roman"/>
